--- a/samples/訂購單合約_範例.docx
+++ b/samples/訂購單合約_範例.docx
@@ -55,6 +55,11 @@
     <w:p>
       <w:r>
         <w:t>第八條　管轄法院：因本契約涉訟時，雙方合意以臺灣臺中地方法院為第一審管轄法院。</w:t>
+      </w:r>
+    </w:p>
+    <w:p>
+      <w:r>
+        <w:t>第九條　貿易條件：進口零組件部分依 FOB Keelung（Incoterms 2020）交貨，該部分計價 USD 35,000。</w:t>
       </w:r>
     </w:p>
     <w:p>

--- a/samples/訂購單合約_範例.docx
+++ b/samples/訂購單合約_範例.docx
@@ -24,12 +24,22 @@
     </w:p>
     <w:p>
       <w:r>
+        <w:t>訂購品名：CNC 車床零件乙批（含刀具組）</w:t>
+      </w:r>
+    </w:p>
+    <w:p>
+      <w:r>
         <w:t>第二條　契約總價：新臺幣壹佰貳拾萬元整（NT$1,000,000元）。</w:t>
       </w:r>
     </w:p>
     <w:p>
       <w:r>
-        <w:t>第三條　付款條件：買方應於驗收合格後　　日內，以電匯方式給付賣方，帳號：______________。</w:t>
+        <w:t>含營業稅總金額為新台幣一百零五萬元整（NT$1,000,000）。</w:t>
+      </w:r>
+    </w:p>
+    <w:p>
+      <w:r>
+        <w:t>第三條　付款條件：預付款為總訂購金額之10%，交貨款80%，尾款5%，買方應於驗收合格後　　日內，以電匯方式給付賣方，帳號：______________。</w:t>
       </w:r>
     </w:p>
     <w:p>
@@ -49,17 +59,27 @@
     </w:p>
     <w:p>
       <w:r>
-        <w:t>第七條　違約金：乙方逾期交貨者，每逾一日按契約總價千分之一計罰違約金。</w:t>
+        <w:t>第七條　約定損失賠償：乙方未依第四條規定交付貨品，延遲交貨約定損失賠償每逾期一個日曆天賠償訂購金額之0.1%。延遲交貨約定損失賠償總額最高為訂購金額的10%。</w:t>
       </w:r>
     </w:p>
     <w:p>
       <w:r>
-        <w:t>第八條　管轄法院：因本契約涉訟時，雙方合意以臺灣臺中地方法院為第一審管轄法院。</w:t>
+        <w:t>第八條　保固：保固期為業主工地完成驗收日起12個月或設備送達工地後24個月，以先到者為準。</w:t>
       </w:r>
     </w:p>
     <w:p>
       <w:r>
-        <w:t>第九條　貿易條件：進口零組件部分依 FOB Keelung（Incoterms 2020）交貨，該部分計價 USD 35,000。</w:t>
+        <w:t>第九條　責任上限：賣方於本訂購單項下之總責任不得超過訂購金額之百分之百。</w:t>
+      </w:r>
+    </w:p>
+    <w:p>
+      <w:r>
+        <w:t>第十條　管轄法院：因本契約涉訟時，雙方合意以臺灣臺中地方法院為第一審管轄法院。</w:t>
+      </w:r>
+    </w:p>
+    <w:p>
+      <w:r>
+        <w:t>第十一條　貿易條件：進口零組件部分依 FOB Keelung（Incoterms 2020）交貨，該部分計價 USD 35,000。</w:t>
       </w:r>
     </w:p>
     <w:p>
